--- a/docs/sales/HUMAIN-Create-Studio-Payload-Security-Posture.docx
+++ b/docs/sales/HUMAIN-Create-Studio-Payload-Security-Posture.docx
@@ -787,7 +787,38 @@
               <w:t xml:space="preserve"> </w:t>
             </w:r>
             <w:r>
-              <w:t xml:space="preserve">(site-scope, department, locale) enforced at collection and field level</w:t>
+              <w:t xml:space="preserve">(site-scope, department, locale) enforced at collection and field level; roles/scope admin-editable only (no self-escalation);</w:t>
+            </w:r>
+            <w:r>
+              <w:t xml:space="preserve"> </w:t>
+            </w:r>
+            <w:r>
+              <w:rPr>
+                <w:rStyle w:val="VerbatimChar"/>
+              </w:rPr>
+              <w:t xml:space="preserve">siteAdmin</w:t>
+            </w:r>
+            <w:r>
+              <w:t xml:space="preserve"> </w:t>
+            </w:r>
+            <w:r>
+              <w:t xml:space="preserve">confined to its sites;</w:t>
+            </w:r>
+            <w:r>
+              <w:t xml:space="preserve"> </w:t>
+            </w:r>
+            <w:r>
+              <w:rPr>
+                <w:b/>
+                <w:bCs/>
+              </w:rPr>
+              <w:t xml:space="preserve">behaviourally verified</w:t>
+            </w:r>
+            <w:r>
+              <w:t xml:space="preserve"> </w:t>
+            </w:r>
+            <w:r>
+              <w:t xml:space="preserve">by a per-role allow/deny test suite</w:t>
             </w:r>
           </w:p>
         </w:tc>
